--- a/Releases/RU/Yuriy_Kobylyatskiy_Senior_Unity_Developer_RU.docx
+++ b/Releases/RU/Yuriy_Kobylyatskiy_Senior_Unity_Developer_RU.docx
@@ -165,7 +165,7 @@
         <w:rPr>
           <w:lang w:val="ru-RU"/>
         </w:rPr>
-        <w:t xml:space="preserve"> с 15+ годами опыта в </w:t>
+        <w:t xml:space="preserve">, 15+ лет опыта в </w:t>
       </w:r>
       <w:proofErr w:type="spellStart"/>
       <w:r>
@@ -176,7 +176,7 @@
         <w:rPr>
           <w:lang w:val="ru-RU"/>
         </w:rPr>
-        <w:t xml:space="preserve"> и 18+ годами в разработке ПО.</w:t>
+        <w:t>, 18+ лет в разработке ПО.</w:t>
       </w:r>
     </w:p>
     <w:p>
@@ -1275,7 +1275,23 @@
       </w:r>
       <w:proofErr w:type="spellEnd"/>
       <w:r>
-        <w:t>, CustomEditor) и настроил Steamworks build/deployment workflow.</w:t>
+        <w:t xml:space="preserve">, </w:t>
+      </w:r>
+      <w:proofErr w:type="spellStart"/>
+      <w:r>
+        <w:t>CustomEditor</w:t>
+      </w:r>
+      <w:proofErr w:type="spellEnd"/>
+      <w:r>
+        <w:t xml:space="preserve">) и </w:t>
+      </w:r>
+      <w:proofErr w:type="spellStart"/>
+      <w:r>
+        <w:t>настроил</w:t>
+      </w:r>
+      <w:proofErr w:type="spellEnd"/>
+      <w:r>
+        <w:t xml:space="preserve"> Steamworks build/deployment workflow.</w:t>
       </w:r>
     </w:p>
     <w:p>
@@ -1436,29 +1452,13 @@
           <w:color w:val="4B5563"/>
           <w:lang w:val="ru-RU"/>
         </w:rPr>
-        <w:t xml:space="preserve">Август 2023 - январь </w:t>
-      </w:r>
-      <w:proofErr w:type="gramStart"/>
-      <w:r>
-        <w:rPr>
-          <w:i/>
-          <w:color w:val="4B5563"/>
-          <w:lang w:val="ru-RU"/>
-        </w:rPr>
-        <w:t>2025</w:t>
-      </w:r>
-      <w:r>
-        <w:rPr>
-          <w:lang w:val="ru-RU"/>
-        </w:rPr>
-        <w:t xml:space="preserve">  |</w:t>
-      </w:r>
-      <w:proofErr w:type="gramEnd"/>
-      <w:r>
-        <w:rPr>
-          <w:lang w:val="ru-RU"/>
-        </w:rPr>
-        <w:t xml:space="preserve">  </w:t>
+        <w:t>Август 2023 - январь 2025</w:t>
+      </w:r>
+      <w:r>
+        <w:rPr>
+          <w:lang w:val="ru-RU"/>
+        </w:rPr>
+        <w:t xml:space="preserve">  |  </w:t>
       </w:r>
       <w:r>
         <w:rPr>
@@ -1712,7 +1712,23 @@
       </w:r>
       <w:proofErr w:type="spellEnd"/>
       <w:r>
-        <w:t>, PlayFab, Firebase, RevenueCat, AppsFlyer, Amplitude, CDN, Bash, Rclone, Cron</w:t>
+        <w:t xml:space="preserve">, </w:t>
+      </w:r>
+      <w:proofErr w:type="spellStart"/>
+      <w:r>
+        <w:t>PlayFab</w:t>
+      </w:r>
+      <w:proofErr w:type="spellEnd"/>
+      <w:r>
+        <w:t xml:space="preserve">, Firebase, </w:t>
+      </w:r>
+      <w:proofErr w:type="spellStart"/>
+      <w:r>
+        <w:t>RevenueCat</w:t>
+      </w:r>
+      <w:proofErr w:type="spellEnd"/>
+      <w:r>
+        <w:t>, AppsFlyer, Amplitude, CDN, Bash, Rclone, Cron</w:t>
       </w:r>
     </w:p>
     <w:p>
